--- a/az/discovery-articles/2.11 Xəritəçilik.docx
+++ b/az/discovery-articles/2.11 Xəritəçilik.docx
@@ -4,527 +4,350 @@
   <w:body>
     <w:p>
       <w:pPr>
-        <w:keepNext/>
-        <w:spacing w:before="280" w:after="120"/>
+        <w:pStyle w:val="Title"/>
+        <w:widowControl/>
       </w:pPr>
       <w:r>
-        <w:rPr>
-          <w:rFonts w:ascii="Calibri" w:hAnsi="Calibri" w:eastAsia="Calibri"/>
-          <w:b/>
-          <w:i w:val="0"/>
-          <w:color w:val="004E8C"/>
-          <w:sz w:val="44"/>
-        </w:rPr>
         <w:t>2.11 Xəritəçilik</w:t>
       </w:r>
     </w:p>
     <w:p>
       <w:pPr>
-        <w:spacing w:after="80"/>
+        <w:keepNext/>
+        <w:widowControl/>
       </w:pPr>
       <w:r>
         <w:rPr>
-          <w:rFonts w:ascii="Calibri" w:hAnsi="Calibri" w:eastAsia="Calibri"/>
-          <w:b w:val="0"/>
-          <w:i/>
-          <w:color w:val="505050"/>
-          <w:sz w:val="22"/>
+          <w:sz w:val="20"/>
         </w:rPr>
-        <w:t>2. Bilik, elm və ölçmə</w:t>
-      </w:r>
-    </w:p>
-    <w:p>
-      <w:pPr>
-        <w:spacing w:after="200"/>
-      </w:pPr>
-      <w:r>
-        <w:rPr>
-          <w:rFonts w:ascii="Calibri" w:hAnsi="Calibri" w:eastAsia="Calibri"/>
-          <w:b w:val="0"/>
-          <w:i/>
-          <w:sz w:val="22"/>
-        </w:rPr>
-        <w:t>Dövr: qədim dövrdən bu günədək; proyeksiya və yerölçmə sahəsində əsas irəliləyişlər erkən müasir və müasir dövrlərdə baş verib | Əsas simalar: Ptolemey; İslam və Çin xəritəçilik ənənələri; Merkator; Kassininin rəhbərlik etdiyi yerölçmə işləri; sonrakı milli xəritəçəkmə qurumları və məsafədən zondlama qrupları</w:t>
-      </w:r>
-    </w:p>
-    <w:p>
-      <w:pPr>
-        <w:spacing w:after="160" w:line="276" w:lineRule="auto"/>
-      </w:pPr>
-      <w:r>
-        <w:rPr>
-          <w:rFonts w:ascii="Calibri" w:hAnsi="Calibri" w:eastAsia="Calibri"/>
-          <w:b w:val="0"/>
-          <w:i w:val="0"/>
-          <w:sz w:val="22"/>
-        </w:rPr>
-        <w:t>Xəritəçilik coğrafi məkanın ölçülməsi, seçilməsi və şərti işarələrlə təsvir edilməsi sahəsidir. Xəritələr naviqasiyanı, torpaq bölgüsünü və dövlət idarəçiliyini asanlaşdırdı; peyk məlumatları və rəqəmsal sistemlər isə bu işi daha dəqiq və çevik etdi.</w:t>
+        <w:t>2 Bilik elm və ölçmə</w:t>
       </w:r>
     </w:p>
     <w:p>
       <w:pPr>
         <w:keepNext/>
-        <w:spacing w:before="240" w:after="120"/>
+        <w:widowControl/>
       </w:pPr>
       <w:r>
         <w:rPr>
-          <w:rFonts w:ascii="Calibri" w:hAnsi="Calibri" w:eastAsia="Calibri"/>
-          <w:b/>
-          <w:i w:val="0"/>
-          <w:color w:val="004E8C"/>
-          <w:sz w:val="28"/>
+          <w:sz w:val="20"/>
         </w:rPr>
-        <w:t>Əsas faktlar</w:t>
+        <w:t>Dövr: qədimdən bu günədək; erkən yeni və müasir dövrlərdə proyeksiya və yerölçmədə böyük irəliləyişlər | Əsas iştirakçılar: Ptolemey, İslam və Çin xəritə ənənələri, Merkator, Kassini ölçmələri, milli xəritə qurumları və məsafədən müşahidə qrupları</w:t>
+      </w:r>
+    </w:p>
+    <w:p>
+      <w:pPr>
+        <w:widowControl/>
+      </w:pPr>
+      <w:r>
+        <w:t>Xəritəçilik kürəvi Yeri yolları, sərhədləri, yüksəklikləri və adları göstərən yararlı təsvirlərə çevirir. Həndəsəni, səfər biliklərini və sonralar peykləri birləşdirərək məkan haqqında ortaq yaddaş yaradır.</w:t>
+      </w:r>
+    </w:p>
+    <w:p>
+      <w:pPr>
+        <w:pStyle w:val="Heading1"/>
+        <w:widowControl/>
+      </w:pPr>
+      <w:r>
+        <w:t>Əsas məlumatlar</w:t>
       </w:r>
     </w:p>
     <w:p>
       <w:pPr>
         <w:pStyle w:val="ListBullet"/>
+        <w:widowControl/>
       </w:pPr>
       <w:r>
-        <w:rPr>
-          <w:rFonts w:ascii="Calibri" w:hAnsi="Calibri" w:eastAsia="Calibri"/>
-          <w:b w:val="0"/>
-          <w:i w:val="0"/>
-          <w:sz w:val="22"/>
-        </w:rPr>
-        <w:t>Qədim və orta əsr mədəniyyətləri dünyanı və bölgələri fərqli mərkəzlərə və kainat təsəvvürlərinə əsasən xəritələşdiriblər</w:t>
+        <w:t>Qədim və orta əsr mədəniyyətləri dünyanı fərqli mərkəzlər və kainat təsəvvürləri ilə xəritələyirdi.</w:t>
       </w:r>
     </w:p>
     <w:p>
       <w:pPr>
         <w:pStyle w:val="ListBullet"/>
+        <w:widowControl/>
       </w:pPr>
       <w:r>
-        <w:rPr>
-          <w:rFonts w:ascii="Calibri" w:hAnsi="Calibri" w:eastAsia="Calibri"/>
-          <w:b w:val="0"/>
-          <w:i w:val="0"/>
-          <w:sz w:val="22"/>
-        </w:rPr>
-        <w:t>Ptolemeyin «Coğrafiya» əsərində verdiyi koordinat sistemi sonrakı xəritəçilər tərəfindən yenidən işlənib və müzakirə olunub</w:t>
+        <w:t>Ptolemeyin «Coğrafiya»sı sonrakı ustaların yenidən mənimsəyib müzakirə etdiyi koordinat quruluşunu verdi.</w:t>
       </w:r>
     </w:p>
     <w:p>
       <w:pPr>
         <w:pStyle w:val="ListBullet"/>
+        <w:widowControl/>
       </w:pPr>
       <w:r>
-        <w:rPr>
-          <w:rFonts w:ascii="Calibri" w:hAnsi="Calibri" w:eastAsia="Calibri"/>
-          <w:b w:val="0"/>
-          <w:i w:val="0"/>
-          <w:sz w:val="22"/>
-        </w:rPr>
-        <w:t>Merkatorun 1569-cu il proyeksiyası sahələri təhrif etsə də, sabit istiqamət üzrə dəniz naviqasiyasını asanlaşdırıb</w:t>
+        <w:t>Merkatorun 1569-cu il proyeksiyası sabit kompas istiqamətli kursu — loksodromu — izləməyi asanlaşdırdı, amma qütblərə yaxın sahələri böyütdü.</w:t>
       </w:r>
     </w:p>
     <w:p>
       <w:pPr>
         <w:pStyle w:val="ListBullet"/>
+        <w:widowControl/>
       </w:pPr>
       <w:r>
-        <w:rPr>
-          <w:rFonts w:ascii="Calibri" w:hAnsi="Calibri" w:eastAsia="Calibri"/>
-          <w:b w:val="0"/>
-          <w:i w:val="0"/>
-          <w:sz w:val="22"/>
-        </w:rPr>
-        <w:t>Trianqulyasiya ölçmələri və milli xəritəçəkmə qurumları iri miqyaslı topoqrafik xəritələri standartlaşdırıb</w:t>
+        <w:t>Üçbucaqlarla yerölçmə və milli xəritə qurumları iri miqyaslı topoqrafik xəritələri standartlaşdırdı.</w:t>
       </w:r>
     </w:p>
     <w:p>
       <w:pPr>
         <w:pStyle w:val="ListBullet"/>
+        <w:widowControl/>
       </w:pPr>
       <w:r>
-        <w:rPr>
-          <w:rFonts w:ascii="Calibri" w:hAnsi="Calibri" w:eastAsia="Calibri"/>
-          <w:b w:val="0"/>
-          <w:i w:val="0"/>
-          <w:sz w:val="22"/>
-        </w:rPr>
-        <w:t>Aerofotoçəkiliş, GPS və coğrafi informasiya sistemləri bu gün xəritələri sensor və məlumat bazaları əsasında fasiləsiz yeniləyir</w:t>
+        <w:t>Aerofoto, qlobal mövqetəyinetmə sistemi — GPS — və coğrafi informasiya sistemləri — GIS — xəritələri sensor və məlumat bazaları ilə yeniləyir.</w:t>
       </w:r>
     </w:p>
     <w:p>
       <w:pPr>
-        <w:keepNext/>
-        <w:spacing w:before="240" w:after="120"/>
+        <w:pStyle w:val="Heading1"/>
+        <w:widowControl/>
       </w:pPr>
       <w:r>
-        <w:rPr>
-          <w:rFonts w:ascii="Calibri" w:hAnsi="Calibri" w:eastAsia="Calibri"/>
-          <w:b/>
-          <w:i w:val="0"/>
-          <w:color w:val="004E8C"/>
-          <w:sz w:val="28"/>
-        </w:rPr>
-        <w:t>Bu nədir və necə işləyir?</w:t>
+        <w:t>Bu nədir</w:t>
       </w:r>
     </w:p>
     <w:p>
       <w:pPr>
-        <w:spacing w:after="160" w:line="276" w:lineRule="auto"/>
+        <w:widowControl/>
       </w:pPr>
       <w:r>
-        <w:rPr>
-          <w:rFonts w:ascii="Calibri" w:hAnsi="Calibri" w:eastAsia="Calibri"/>
-          <w:b w:val="0"/>
-          <w:i w:val="0"/>
-          <w:sz w:val="22"/>
-        </w:rPr>
-        <w:t>Xəritəçilik xəritə hazırlamaq sənəti və elmidir: vacib məlumatı seçmək, kürə formasındakı dünyanı müstəvi vərəqə və ya ekrana proyeksiya etmək, məkan məlumatını başqalarının anlaya biləcəyi işarələrlə göstərmək. Xəritə ərazinin bütün həqiqətini əks etdirmir; o, müəyyən məqsəd üçün sadələşdirilmiş təsviridir — dənizçiyə sahil xətləri, mühəndisə horizontallar, dövlət idarəsinə inzibati bölgülər lazımdır. Miqyas, şərti işarələr və proyeksiya nəticəyə təsir edən layihə seçimləridir. Sadə desək, xəritəçilik səfərlər zamanı toplanmış biliyi qatlayıb daşımaq, bölüşmək və müzakirə etmək mümkün olan formaya salır.</w:t>
+        <w:t>Xəritəçilik xəritə hazırlamağın sənəti və elmidir: vacib olanı seçmək, kürəvi dünyanı yastı vərəqə və ya ekrana köçürmək, yeri başqalarının oxuya biləcəyi işarələrlə göstərmək. Xəritə ərazinin özü deyil, məqsədli sadələşdirilməsidir: dənizçiyə sahil, mühəndisə hündürlük xətləri, idarəyə inzibati bölgələr lazımdır. Miqyas, şərti işarələr və proyeksiya nəticəyə təsir edən seçimlərdir. Səfərlərdə qazanılan bilik qatlanan, paylaşılan və müzakirə edilən təsvirə çevrilir.</w:t>
       </w:r>
     </w:p>
     <w:p>
       <w:pPr>
-        <w:keepNext/>
-        <w:spacing w:before="240" w:after="120"/>
+        <w:pStyle w:val="Heading1"/>
+        <w:widowControl/>
       </w:pPr>
       <w:r>
-        <w:rPr>
-          <w:rFonts w:ascii="Calibri" w:hAnsi="Calibri" w:eastAsia="Calibri"/>
-          <w:b/>
-          <w:i w:val="0"/>
-          <w:color w:val="004E8C"/>
-          <w:sz w:val="28"/>
-        </w:rPr>
-        <w:t>Kim kəşf və ya ixtira edib?</w:t>
+        <w:t>Kim kəşf edib və ya yaradıb</w:t>
       </w:r>
     </w:p>
     <w:p>
       <w:pPr>
-        <w:spacing w:after="160" w:line="276" w:lineRule="auto"/>
+        <w:widowControl/>
       </w:pPr>
       <w:r>
-        <w:rPr>
-          <w:rFonts w:ascii="Calibri" w:hAnsi="Calibri" w:eastAsia="Calibri"/>
-          <w:b w:val="0"/>
-          <w:i w:val="0"/>
-          <w:sz w:val="22"/>
-        </w:rPr>
-        <w:t>Xəritənin çoxsaylı yaradıcıları var. Mesopotamiya, Misir, Yunanıstan, Çin və İslam dünyasının alimləri səyahət təcrübələrinə və dünyagörüşlərinə uyğun xəritələr çəkirdilər; Ptolemey koordinat siyahıları tərtib etdi və İntibah dövrünün Avropası bu bilikləri yenidən kəşf etdi. Merkator dənizçilər üçün proyeksiya məsələsini həll etdi; Kassininin qrupları və sonrakı topoqrafiya xidmətləri ölkələrin dəqiq xəritələşdirilməsini genişmiqyaslı işə çevirdi. Yerli xalqların marşrut bilikləri və portolan xəritələri də bu sənəti zənginləşdirdi. Xəritəçiliyi heç kim təkbaşına ixtira etməyib: icmalar suyun, təhlükənin və hakimiyyətin harada olduğunu yadda saxlamağa ehtiyac duyurdular.</w:t>
+        <w:t>Xəritənin çoxsaylı yaradıcıları var. Mesopotamiya, Misir, Yunanıstan, Çin və İslam dünyasının alimləri səfərlərinə və dünyagörüşlərinə əsaslanan təsvirlər çəkirdilər. Ptolemey İntibah Avropasının yenidən tapdığı koordinat siyahıları tərtib etdi. Merkator dənizçilər üçün proyeksiya problemini həll etdi; Kassini qrupları və sonrakı dövlət yerölçmələri ölkələrin dəqiq xəritələnməsini genişləndirdi. Yerli xalqların yol biliyi və portolan dəniz xəritələri də töhfə verdi. İcmaların suyun, təhlükənin və hakimiyyət mərkəzlərinin yerini yadda saxlamaq ehtiyacı vardı.</w:t>
       </w:r>
     </w:p>
     <w:p>
       <w:pPr>
-        <w:keepNext/>
-        <w:spacing w:before="240" w:after="120"/>
+        <w:pStyle w:val="Heading1"/>
+        <w:widowControl/>
       </w:pPr>
       <w:r>
-        <w:rPr>
-          <w:rFonts w:ascii="Calibri" w:hAnsi="Calibri" w:eastAsia="Calibri"/>
-          <w:b/>
-          <w:i w:val="0"/>
-          <w:color w:val="004E8C"/>
-          <w:sz w:val="28"/>
-        </w:rPr>
-        <w:t>Nə vaxt və necə yaranıb?</w:t>
+        <w:t>Nə vaxt və necə yaranıb</w:t>
       </w:r>
     </w:p>
     <w:p>
       <w:pPr>
-        <w:spacing w:after="160" w:line="276" w:lineRule="auto"/>
+        <w:widowControl/>
       </w:pPr>
       <w:r>
-        <w:rPr>
-          <w:rFonts w:ascii="Calibri" w:hAnsi="Calibri" w:eastAsia="Calibri"/>
-          <w:b w:val="0"/>
-          <w:i w:val="0"/>
-          <w:sz w:val="22"/>
-        </w:rPr>
-        <w:t>Sxematik xəritələr qədim dövrlərdən məlumdur; orta əsrin dünya xəritələri coğrafiyanı dini təsəvvürlərlə birləşdirirdi. Erkən müasir dövrün Atlantik səyahətləri daha dəqiq sahil xəritələrinə və dünya proyeksiyalarına ehtiyac yaratdı. XVIII–XIX əsrlərdə trianqulyasiya şəbəkələri dövlətlərin vergi toplamaq və əraziləri müdafiə etmək üçün istifadə etdiyi topoqrafik xəritə silsilələrini meydana gətirdi. XX əsrdə fotoqrammetriya, əsrin sonlarında isə peyk geodeziyası yenilənməni sürətləndirdi. Rəqəmsal coğrafi informasiya sistemləri xəritə laylarını redaktə etməyə və sorğulamağa imkan verdi. Hər dövrün xəritəsi hökmdar və tacirlərin hansı məlumat üçün pul ödədiyini, eləcə də nələri görməzliyə vurduğunu göstərir.</w:t>
+        <w:t>Sxematik xəritələr qədimdə yaranıb. Orta əsr dünya xəritələri ilahiyyatla coğrafiyanı birləşdirirdi. Erkən yeni dövrün Atlantik səfərləri daha yaxşı sahil xəritələri və dünya proyeksiyaları tələb etdi. XVIII–XIX əsrlərin üçbucaq ölçmə şəbəkələri dövlətin vergi və müdafiə işinə yarayan topoqrafik silsilələr yaratdı. XX əsrdə fotolardan ölçmə — fotoqrammetriya — və sonralar peyk geodeziyası yenilənməni sürətləndirdi. Rəqəmsal GIS xəritə qatlarını dəyişmək və sorğulamaq imkanı verdi. Hər dövrün xəritəsi hökmdar və tacirlərin nəyi öyrənməyə pul ayırdığını, nəyi isə kənarda qoyduğunu göstərir.</w:t>
       </w:r>
     </w:p>
     <w:p>
       <w:pPr>
-        <w:keepNext/>
-        <w:spacing w:before="240" w:after="120"/>
+        <w:pStyle w:val="Heading1"/>
+        <w:widowControl/>
       </w:pPr>
       <w:r>
-        <w:rPr>
-          <w:rFonts w:ascii="Calibri" w:hAnsi="Calibri" w:eastAsia="Calibri"/>
-          <w:b/>
-          <w:i w:val="0"/>
-          <w:color w:val="004E8C"/>
-          <w:sz w:val="28"/>
-        </w:rPr>
-        <w:t>Elmi əhəmiyyəti</w:t>
+        <w:t>Elm üçün əhəmiyyəti</w:t>
       </w:r>
     </w:p>
     <w:p>
       <w:pPr>
-        <w:spacing w:after="160" w:line="276" w:lineRule="auto"/>
+        <w:widowControl/>
       </w:pPr>
       <w:r>
-        <w:rPr>
-          <w:rFonts w:ascii="Calibri" w:hAnsi="Calibri" w:eastAsia="Calibri"/>
-          <w:b w:val="0"/>
-          <w:i w:val="0"/>
-          <w:sz w:val="22"/>
-        </w:rPr>
-        <w:t>Xəritəçilik tətbiqi həndəsə və ölçmə elmidir: əyri səthə malik Yerdə enlik, uzunluq, geodeziya və xəta hədləri ilə işləyir. Proyeksiyalar göstərir ki, bütün ölçü xüsusiyyətlərini eyni vaxtda qorumaq mümkün deyil; hansı təhrifin qəbul edildiyini açıq göstərmək elmi dürüstlükdür. Yerölçmə astronomik mövqeləri relyeflə əlaqələndirdi. Müasir məsafədən zondlama şüalanma məlumatını təsnif edilmiş torpaq örtüyünə çevirir; bu da şərh tələb edən xəritəçilik işidir. Ortaq məkan sistemi olmasa, ekologiya, geologiya və epidemiologiya müqayisə üçün ümumi səhnəsini itirərdi.</w:t>
+        <w:t>Xəritəçilik kürəvi Yerdə enlik, uzunluq, geodeziya və ölçmə xətaları ilə işləyən tətbiqi həndəsədir. Proyeksiyalar bütün ölçü xassələrini eyni vaxtda qorumağın mümkün olmadığını göstərir; hansı təhrifin seçildiyini açıq bildirmək elmi dürüstlükdür. Yerölçmə astronomik mövqeləri ərazi ilə bağladı. Müasir məsafədən müşahidə qeydə alınan şüalanmadan yer örtüyünün növlərini müəyyən edir; bu da şərh tələb edən xəritəçilik işidir. Ortaq məkan çərçivəsi olmadan ekologiya, geologiya və epidemiologiyanın birgə araşdırması çətinləşərdi.</w:t>
       </w:r>
     </w:p>
     <w:p>
       <w:pPr>
-        <w:keepNext/>
-        <w:spacing w:before="240" w:after="120"/>
+        <w:pStyle w:val="Heading1"/>
+        <w:widowControl/>
       </w:pPr>
       <w:r>
-        <w:rPr>
-          <w:rFonts w:ascii="Calibri" w:hAnsi="Calibri" w:eastAsia="Calibri"/>
-          <w:b/>
-          <w:i w:val="0"/>
-          <w:color w:val="004E8C"/>
-          <w:sz w:val="28"/>
-        </w:rPr>
         <w:t>Sonrakı inkişafa təsiri</w:t>
       </w:r>
     </w:p>
     <w:p>
       <w:pPr>
-        <w:spacing w:after="160" w:line="276" w:lineRule="auto"/>
+        <w:widowControl/>
       </w:pPr>
       <w:r>
-        <w:rPr>
-          <w:rFonts w:ascii="Calibri" w:hAnsi="Calibri" w:eastAsia="Calibri"/>
-          <w:b w:val="0"/>
-          <w:i w:val="0"/>
-          <w:sz w:val="22"/>
-        </w:rPr>
-        <w:t>İmperiyalar, dəmir yolları və hava marşrutları əvvəlcə xəritə üzərində planlaşdırılıb. Şəhərsalma, kadastr və fəlakətlərə cavab tədbirləri etibarlı əsas xəritələrdən asılıdır. Naviqasiya tətbiqləri cibimizdə fasiləsiz yenidən hesablanan xəritələrdir. İqlim və biomüxtəliflik tədqiqatları nəticələrini xəritələşdirilmiş şəbəkələrdə təqdim edir. Həm hərbi, həm də humanitar logistika xəritədən əməliyyat yaddaşı kimi istifadə edir. Yeni vasitələr xəritənin daşıyıcısını dəyişdi, lakin məkanı proyeksiya etmək, məlumatı seçmək və işarələrlə ifadə etmək zərurətini aradan qaldırmadı.</w:t>
+        <w:t>İmperiyalar, dəmir yolları və hava marşrutları əvvəl xəritədə planlanırdı. Şəhərsalma, torpaq uçotu və fəlakətə cavab tədbirləri etibarlı əsas xəritələrə bağlıdır. Naviqasiya tətbiqi cibimizdə davamlı yenidən hesablanan xəritəçilikdir. İqlim və biomüxtəliflik tədqiqatları nəticələri xəritə şəbəkələrində göstərir. Hərbi və humanitar logistika xəritəni əməliyyat yaddaşı kimi istifadə edir. Vasitələr dəyişsə də, proyeksiya, seçim və işarələmə ehtiyacı qalır.</w:t>
       </w:r>
     </w:p>
     <w:p>
       <w:pPr>
-        <w:keepNext/>
-        <w:spacing w:before="240" w:after="120"/>
+        <w:pStyle w:val="Heading1"/>
+        <w:widowControl/>
       </w:pPr>
       <w:r>
-        <w:rPr>
-          <w:rFonts w:ascii="Calibri" w:hAnsi="Calibri" w:eastAsia="Calibri"/>
-          <w:b/>
-          <w:i w:val="0"/>
-          <w:color w:val="004E8C"/>
-          <w:sz w:val="28"/>
-        </w:rPr>
-        <w:t>İnsan həyatını necə dəyişdi?</w:t>
+        <w:t>İnsan həyatını necə dəyişib</w:t>
       </w:r>
     </w:p>
     <w:p>
       <w:pPr>
-        <w:spacing w:after="160" w:line="276" w:lineRule="auto"/>
+        <w:widowControl/>
       </w:pPr>
       <w:r>
-        <w:rPr>
-          <w:rFonts w:ascii="Calibri" w:hAnsi="Calibri" w:eastAsia="Calibri"/>
-          <w:b w:val="0"/>
-          <w:i w:val="0"/>
-          <w:sz w:val="22"/>
-        </w:rPr>
-        <w:t>İnsanlar uzaq yerləri kağız üzərindəki şəkillər kimi təsəvvür etməyə başladılar; bunun həm müsbət, həm də mənfi nəticələri oldu — kəşfiyyat səfərləri, işğal, turizm və qaçqınların yolu çox vaxt əvvəlcədən çəkilmiş xətləri izləyir. Xəritədəki mülkiyyət sərhədləri insanların dolanışığına təsir edir; rəsmi xəritədə kəndin göstərilməməsi onun diqqətdən kənarda qalmasına səbəb ola bilər. Məktəb atlasları insanlara mənsubiyyət və yadlıq təsəvvürünü öyrətdi. Bu gün ekrandakı mavi nöqtə piyada yolumuzu göstərir, amma göstərilən yolları və adı çəkilməyən yerləri yenə kimsə seçib.</w:t>
+        <w:t>İnsanlar uzaq yerləri kağızdakı formalarla təsəvvür etməyi öyrəndilər. Bunun həm yaxşı, həm ağır nəticələri oldu: kəşfiyyat, işğal, turizm və qaçqın yolları əvvəl çəkilmiş xətlərə söykənir. Xəritədəki mülkiyyət sərhədi dolanışığı müəyyən edir; rəsmi xəritədə görünməyən kənd diqqətdən kənarda qala bilər. Məktəb atlasları mənsubiyyət və başqaları haqqında təsəvvür yaradırdı. Bu gün mavi nöqtə yol göstərsə də, hansı yolların göstərilib hansı məkanların adsız qalmasına yenə kimsə qərar verir.</w:t>
       </w:r>
     </w:p>
     <w:p>
       <w:pPr>
-        <w:keepNext/>
-        <w:spacing w:before="240" w:after="120"/>
+        <w:pStyle w:val="Heading1"/>
+        <w:widowControl/>
       </w:pPr>
       <w:r>
-        <w:rPr>
-          <w:rFonts w:ascii="Calibri" w:hAnsi="Calibri" w:eastAsia="Calibri"/>
-          <w:b/>
-          <w:i w:val="0"/>
-          <w:color w:val="004E8C"/>
-          <w:sz w:val="28"/>
-        </w:rPr>
         <w:t>Mənbələr və istinadlar</w:t>
       </w:r>
     </w:p>
     <w:p>
       <w:pPr>
-        <w:keepNext/>
-        <w:spacing w:before="240" w:after="120"/>
+        <w:pStyle w:val="Heading2"/>
+        <w:widowControl/>
       </w:pPr>
       <w:r>
         <w:rPr>
-          <w:rFonts w:ascii="Calibri" w:hAnsi="Calibri" w:eastAsia="Calibri"/>
-          <w:b/>
-          <w:i w:val="0"/>
-          <w:color w:val="004E8C"/>
-          <w:sz w:val="24"/>
+          <w:sz w:val="20"/>
         </w:rPr>
-        <w:t>A. Kitablar və əsas elmi əsərlər</w:t>
+        <w:t>A Kitablar və əsas elmi əsərlər</w:t>
       </w:r>
     </w:p>
     <w:p>
       <w:pPr>
-        <w:spacing w:after="80"/>
-        <w:ind w:left="360"/>
+        <w:widowControl/>
       </w:pPr>
       <w:r>
         <w:rPr>
-          <w:rFonts w:ascii="Calibri" w:hAnsi="Calibri" w:eastAsia="Calibri"/>
-          <w:b w:val="0"/>
-          <w:i w:val="0"/>
-          <w:sz w:val="22"/>
+          <w:sz w:val="20"/>
         </w:rPr>
         <w:t>1. Thrower, Norman J. W. Maps and Civilization. 3rd ed. Chicago: University of Chicago Press, 2008.</w:t>
       </w:r>
     </w:p>
     <w:p>
       <w:pPr>
-        <w:keepNext/>
-        <w:spacing w:before="240" w:after="120"/>
+        <w:pStyle w:val="Heading2"/>
+        <w:widowControl/>
       </w:pPr>
       <w:r>
         <w:rPr>
-          <w:rFonts w:ascii="Calibri" w:hAnsi="Calibri" w:eastAsia="Calibri"/>
-          <w:b/>
-          <w:i w:val="0"/>
-          <w:color w:val="004E8C"/>
-          <w:sz w:val="24"/>
+          <w:sz w:val="20"/>
         </w:rPr>
-        <w:t>C. Təşkilatların materialları və ensiklopedik mənbələr</w:t>
+        <w:t>C Qurumların materialları və ensiklopedik mənbələr</w:t>
       </w:r>
     </w:p>
     <w:p>
       <w:pPr>
-        <w:spacing w:after="80"/>
-        <w:ind w:left="360"/>
+        <w:widowControl/>
       </w:pPr>
       <w:r>
         <w:rPr>
-          <w:rFonts w:ascii="Calibri" w:hAnsi="Calibri" w:eastAsia="Calibri"/>
-          <w:b w:val="0"/>
-          <w:i w:val="0"/>
-          <w:sz w:val="22"/>
+          <w:sz w:val="20"/>
         </w:rPr>
-        <w:t>1. Encyclopaedia Britannica. “Cartography” (“Xəritəçilik”).</w:t>
-      </w:r>
-      <w:r>
-        <w:rPr>
-          <w:rFonts w:ascii="Calibri" w:hAnsi="Calibri" w:eastAsia="Calibri"/>
-          <w:b w:val="0"/>
-          <w:i w:val="0"/>
-          <w:sz w:val="22"/>
-        </w:rPr>
-        <w:t xml:space="preserve"> </w:t>
+        <w:t xml:space="preserve">1. Encyclopaedia Britannica. 'Cartography.' </w:t>
       </w:r>
       <w:hyperlink r:id="rId9">
         <w:r>
           <w:rPr>
-            <w:rFonts w:ascii="Calibri" w:hAnsi="Calibri" w:eastAsia="Calibri"/>
-            <w:b w:val="0"/>
-            <w:i w:val="0"/>
-            <w:sz w:val="22"/>
-            <w:color w:val="0563C1"/>
-            <w:u w:val="single"/>
+            <w:sz w:val="20"/>
           </w:rPr>
           <w:t>https://www.britannica.com/science/cartography</w:t>
         </w:r>
       </w:hyperlink>
+      <w:r>
+        <w:rPr>
+          <w:sz w:val="20"/>
+        </w:rPr>
+      </w:r>
     </w:p>
     <w:p>
       <w:pPr>
-        <w:spacing w:after="80"/>
-        <w:ind w:left="360"/>
+        <w:widowControl/>
       </w:pPr>
       <w:r>
         <w:rPr>
-          <w:rFonts w:ascii="Calibri" w:hAnsi="Calibri" w:eastAsia="Calibri"/>
-          <w:b w:val="0"/>
-          <w:i w:val="0"/>
-          <w:sz w:val="22"/>
+          <w:sz w:val="20"/>
         </w:rPr>
-        <w:t>2. Encyclopaedia Britannica. “Mercator projection” (“Merkator proyeksiyası”).</w:t>
-      </w:r>
-      <w:r>
-        <w:rPr>
-          <w:rFonts w:ascii="Calibri" w:hAnsi="Calibri" w:eastAsia="Calibri"/>
-          <w:b w:val="0"/>
-          <w:i w:val="0"/>
-          <w:sz w:val="22"/>
-        </w:rPr>
-        <w:t xml:space="preserve"> </w:t>
+        <w:t xml:space="preserve">2. Encyclopaedia Britannica. 'Mercator projection.' </w:t>
       </w:r>
       <w:hyperlink r:id="rId10">
         <w:r>
           <w:rPr>
-            <w:rFonts w:ascii="Calibri" w:hAnsi="Calibri" w:eastAsia="Calibri"/>
-            <w:b w:val="0"/>
-            <w:i w:val="0"/>
-            <w:sz w:val="22"/>
-            <w:color w:val="0563C1"/>
-            <w:u w:val="single"/>
+            <w:sz w:val="20"/>
           </w:rPr>
           <w:t>https://www.britannica.com/science/Mercator-projection</w:t>
         </w:r>
       </w:hyperlink>
-    </w:p>
-    <w:p>
-      <w:pPr>
-        <w:keepNext/>
-        <w:spacing w:before="240" w:after="120"/>
-      </w:pPr>
       <w:r>
         <w:rPr>
-          <w:rFonts w:ascii="Calibri" w:hAnsi="Calibri" w:eastAsia="Calibri"/>
-          <w:b/>
-          <w:i w:val="0"/>
-          <w:color w:val="004E8C"/>
-          <w:sz w:val="24"/>
+          <w:sz w:val="20"/>
         </w:rPr>
-        <w:t>D. Muzey, arxiv və kitabxana materialları</w:t>
       </w:r>
     </w:p>
     <w:p>
       <w:pPr>
-        <w:spacing w:after="80"/>
-        <w:ind w:left="360"/>
+        <w:pStyle w:val="Heading2"/>
+        <w:widowControl/>
       </w:pPr>
       <w:r>
         <w:rPr>
-          <w:rFonts w:ascii="Calibri" w:hAnsi="Calibri" w:eastAsia="Calibri"/>
-          <w:b w:val="0"/>
-          <w:i w:val="0"/>
-          <w:sz w:val="22"/>
+          <w:sz w:val="20"/>
         </w:rPr>
-        <w:t>1. British Library. Xəritə və görünüş kolleksiyaları.</w:t>
+        <w:t>D Muzey arxiv və kitabxana materialları</w:t>
       </w:r>
+    </w:p>
+    <w:p>
+      <w:pPr>
+        <w:widowControl/>
+      </w:pPr>
       <w:r>
         <w:rPr>
-          <w:rFonts w:ascii="Calibri" w:hAnsi="Calibri" w:eastAsia="Calibri"/>
-          <w:b w:val="0"/>
-          <w:i w:val="0"/>
-          <w:sz w:val="22"/>
+          <w:sz w:val="20"/>
         </w:rPr>
-        <w:t xml:space="preserve"> </w:t>
+        <w:t xml:space="preserve">1. British Library. Maps and views collections. </w:t>
       </w:r>
       <w:hyperlink r:id="rId11">
         <w:r>
           <w:rPr>
-            <w:rFonts w:ascii="Calibri" w:hAnsi="Calibri" w:eastAsia="Calibri"/>
-            <w:b w:val="0"/>
-            <w:i w:val="0"/>
-            <w:sz w:val="22"/>
-            <w:color w:val="0563C1"/>
-            <w:u w:val="single"/>
+            <w:sz w:val="20"/>
           </w:rPr>
           <w:t>https://www.bl.uk/collection-guides/maps</w:t>
         </w:r>
       </w:hyperlink>
+      <w:r>
+        <w:rPr>
+          <w:sz w:val="20"/>
+        </w:rPr>
+      </w:r>
     </w:p>
     <w:sectPr>
-      <w:pgSz w:w="12240" w:h="15840"/>
-      <w:pgMar w:top="1296" w:right="1440" w:bottom="1296" w:left="1440" w:header="720" w:footer="720" w:gutter="0"/>
+      <w:footerReference w:type="default" r:id="rId12"/>
+      <w:pgSz w:w="11906" w:h="16838"/>
+      <w:pgMar w:top="1020" w:right="1134" w:bottom="1020" w:left="1134" w:header="720" w:footer="720" w:gutter="0"/>
       <w:cols w:space="720"/>
       <w:docGrid w:linePitch="360"/>
     </w:sectPr>
   </w:body>
 </w:document>
+</file>
+
+<file path=word/footer1.xml><?xml version="1.0" encoding="utf-8"?>
+<w:ftr xmlns:m="http://schemas.openxmlformats.org/officeDocument/2006/math" xmlns:mc="http://schemas.openxmlformats.org/markup-compatibility/2006" xmlns:mo="http://schemas.microsoft.com/office/mac/office/2008/main" xmlns:mv="urn:schemas-microsoft-com:mac:vml" xmlns:o="urn:schemas-microsoft-com:office:office" xmlns:r="http://schemas.openxmlformats.org/officeDocument/2006/relationships" xmlns:v="urn:schemas-microsoft-com:vml" xmlns:w10="urn:schemas-microsoft-com:office:word" xmlns:w14="http://schemas.microsoft.com/office/word/2010/wordml" xmlns:w="http://schemas.openxmlformats.org/wordprocessingml/2006/main" xmlns:wne="http://schemas.microsoft.com/office/word/2006/wordml" xmlns:wp14="http://schemas.microsoft.com/office/word/2010/wordprocessingDrawing" xmlns:wp="http://schemas.openxmlformats.org/drawingml/2006/wordprocessingDrawing" xmlns:wpc="http://schemas.microsoft.com/office/word/2010/wordprocessingCanvas" xmlns:wpg="http://schemas.microsoft.com/office/word/2010/wordprocessingGroup" xmlns:wpi="http://schemas.microsoft.com/office/word/2010/wordprocessingInk" xmlns:wps="http://schemas.microsoft.com/office/word/2010/wordprocessingShape" mc:Ignorable="w14 wp14">
+  <w:p>
+    <w:pPr>
+      <w:pStyle w:val="Footer"/>
+      <w:jc w:val="right"/>
+    </w:pPr>
+    <w:fldSimple w:instr="PAGE"/>
+  </w:p>
+</w:ftr>
 </file>
 
 <file path=word/numbering.xml><?xml version="1.0" encoding="utf-8"?>
@@ -735,7 +558,7 @@
   <w:docDefaults>
     <w:rPrDefault>
       <w:rPr>
-        <w:rFonts w:asciiTheme="minorHAnsi" w:eastAsiaTheme="minorEastAsia" w:hAnsiTheme="minorHAnsi" w:cstheme="minorBidi"/>
+        <w:rFonts/>
         <w:sz w:val="22"/>
         <w:szCs w:val="22"/>
         <w:lang w:val="en-US" w:eastAsia="en-US" w:bidi="ar-SA"/>
@@ -890,6 +713,15 @@
     <w:name w:val="Normal"/>
     <w:qFormat/>
     <w:rsid w:val="00FC693F"/>
+    <w:pPr>
+      <w:spacing w:after="120" w:line="259" w:lineRule="auto"/>
+    </w:pPr>
+    <w:rPr>
+      <w:rFonts w:ascii="Times New Roman" w:hAnsi="Times New Roman"/>
+      <w:color w:val="000000"/>
+      <w:sz w:val="24"/>
+      <w:lang w:val="az-Latn-AZ"/>
+    </w:rPr>
   </w:style>
   <w:style w:type="paragraph" w:styleId="Header">
     <w:name w:val="header"/>
@@ -946,16 +778,17 @@
     <w:pPr>
       <w:keepNext/>
       <w:keepLines/>
-      <w:spacing w:before="480" w:after="0"/>
+      <w:spacing w:before="480" w:after="120" w:line="259" w:lineRule="auto"/>
       <w:outlineLvl w:val="0"/>
     </w:pPr>
     <w:rPr>
-      <w:rFonts w:asciiTheme="majorHAnsi" w:eastAsiaTheme="majorEastAsia" w:hAnsiTheme="majorHAnsi" w:cstheme="majorBidi"/>
+      <w:rFonts w:ascii="Times New Roman" w:hAnsi="Times New Roman"/>
       <w:b/>
       <w:bCs/>
-      <w:color w:val="365F91" w:themeColor="accent1" w:themeShade="BF"/>
-      <w:sz w:val="28"/>
+      <w:color w:val="000000"/>
+      <w:sz w:val="26"/>
       <w:szCs w:val="28"/>
+      <w:lang w:val="az-Latn-AZ"/>
     </w:rPr>
   </w:style>
   <w:style w:type="paragraph" w:styleId="Heading2">
@@ -970,16 +803,17 @@
     <w:pPr>
       <w:keepNext/>
       <w:keepLines/>
-      <w:spacing w:before="200" w:after="0"/>
+      <w:spacing w:before="200" w:after="120" w:line="259" w:lineRule="auto"/>
       <w:outlineLvl w:val="1"/>
     </w:pPr>
     <w:rPr>
-      <w:rFonts w:asciiTheme="majorHAnsi" w:eastAsiaTheme="majorEastAsia" w:hAnsiTheme="majorHAnsi" w:cstheme="majorBidi"/>
+      <w:rFonts w:ascii="Times New Roman" w:hAnsi="Times New Roman"/>
       <w:b/>
       <w:bCs/>
-      <w:color w:val="4F81BD" w:themeColor="accent1"/>
+      <w:color w:val="000000"/>
       <w:sz w:val="26"/>
       <w:szCs w:val="26"/>
+      <w:lang w:val="az-Latn-AZ"/>
     </w:rPr>
   </w:style>
   <w:style w:type="paragraph" w:styleId="Heading3">
@@ -998,7 +832,7 @@
       <w:outlineLvl w:val="2"/>
     </w:pPr>
     <w:rPr>
-      <w:rFonts w:asciiTheme="majorHAnsi" w:eastAsiaTheme="majorEastAsia" w:hAnsiTheme="majorHAnsi" w:cstheme="majorBidi"/>
+      <w:rFonts/>
       <w:b/>
       <w:bCs/>
       <w:color w:val="4F81BD" w:themeColor="accent1"/>
@@ -1021,7 +855,7 @@
       <w:outlineLvl w:val="3"/>
     </w:pPr>
     <w:rPr>
-      <w:rFonts w:asciiTheme="majorHAnsi" w:eastAsiaTheme="majorEastAsia" w:hAnsiTheme="majorHAnsi" w:cstheme="majorBidi"/>
+      <w:rFonts/>
       <w:b/>
       <w:bCs/>
       <w:i/>
@@ -1046,7 +880,7 @@
       <w:outlineLvl w:val="4"/>
     </w:pPr>
     <w:rPr>
-      <w:rFonts w:asciiTheme="majorHAnsi" w:eastAsiaTheme="majorEastAsia" w:hAnsiTheme="majorHAnsi" w:cstheme="majorBidi"/>
+      <w:rFonts/>
       <w:color w:val="243F60" w:themeColor="accent1" w:themeShade="7F"/>
     </w:rPr>
   </w:style>
@@ -1067,7 +901,7 @@
       <w:outlineLvl w:val="5"/>
     </w:pPr>
     <w:rPr>
-      <w:rFonts w:asciiTheme="majorHAnsi" w:eastAsiaTheme="majorEastAsia" w:hAnsiTheme="majorHAnsi" w:cstheme="majorBidi"/>
+      <w:rFonts/>
       <w:i/>
       <w:iCs/>
       <w:color w:val="243F60" w:themeColor="accent1" w:themeShade="7F"/>
@@ -1090,7 +924,7 @@
       <w:outlineLvl w:val="6"/>
     </w:pPr>
     <w:rPr>
-      <w:rFonts w:asciiTheme="majorHAnsi" w:eastAsiaTheme="majorEastAsia" w:hAnsiTheme="majorHAnsi" w:cstheme="majorBidi"/>
+      <w:rFonts/>
       <w:i/>
       <w:iCs/>
       <w:color w:val="404040" w:themeColor="text1" w:themeTint="BF"/>
@@ -1113,7 +947,7 @@
       <w:outlineLvl w:val="7"/>
     </w:pPr>
     <w:rPr>
-      <w:rFonts w:asciiTheme="majorHAnsi" w:eastAsiaTheme="majorEastAsia" w:hAnsiTheme="majorHAnsi" w:cstheme="majorBidi"/>
+      <w:rFonts/>
       <w:color w:val="4F81BD" w:themeColor="accent1"/>
       <w:sz w:val="20"/>
       <w:szCs w:val="20"/>
@@ -1136,7 +970,7 @@
       <w:outlineLvl w:val="8"/>
     </w:pPr>
     <w:rPr>
-      <w:rFonts w:asciiTheme="majorHAnsi" w:eastAsiaTheme="majorEastAsia" w:hAnsiTheme="majorHAnsi" w:cstheme="majorBidi"/>
+      <w:rFonts/>
       <w:i/>
       <w:iCs/>
       <w:color w:val="404040" w:themeColor="text1" w:themeTint="BF"/>
@@ -1187,7 +1021,7 @@
     <w:uiPriority w:val="9"/>
     <w:rsid w:val="00FC693F"/>
     <w:rPr>
-      <w:rFonts w:asciiTheme="majorHAnsi" w:eastAsiaTheme="majorEastAsia" w:hAnsiTheme="majorHAnsi" w:cstheme="majorBidi"/>
+      <w:rFonts/>
       <w:b/>
       <w:bCs/>
       <w:color w:val="365F91" w:themeColor="accent1" w:themeShade="BF"/>
@@ -1202,7 +1036,7 @@
     <w:uiPriority w:val="9"/>
     <w:rsid w:val="00FC693F"/>
     <w:rPr>
-      <w:rFonts w:asciiTheme="majorHAnsi" w:eastAsiaTheme="majorEastAsia" w:hAnsiTheme="majorHAnsi" w:cstheme="majorBidi"/>
+      <w:rFonts/>
       <w:b/>
       <w:bCs/>
       <w:color w:val="4F81BD" w:themeColor="accent1"/>
@@ -1217,7 +1051,7 @@
     <w:uiPriority w:val="9"/>
     <w:rsid w:val="00FC693F"/>
     <w:rPr>
-      <w:rFonts w:asciiTheme="majorHAnsi" w:eastAsiaTheme="majorEastAsia" w:hAnsiTheme="majorHAnsi" w:cstheme="majorBidi"/>
+      <w:rFonts/>
       <w:b/>
       <w:bCs/>
       <w:color w:val="4F81BD" w:themeColor="accent1"/>
@@ -1232,19 +1066,17 @@
     <w:qFormat/>
     <w:rsid w:val="00FC693F"/>
     <w:pPr>
-      <w:pBdr>
-        <w:bottom w:val="single" w:sz="8" w:space="4" w:color="4F81BD" w:themeColor="accent1"/>
-      </w:pBdr>
-      <w:spacing w:after="300" w:line="240" w:lineRule="auto"/>
+      <w:spacing w:after="120" w:line="259" w:lineRule="auto"/>
       <w:contextualSpacing/>
     </w:pPr>
     <w:rPr>
-      <w:rFonts w:asciiTheme="majorHAnsi" w:eastAsiaTheme="majorEastAsia" w:hAnsiTheme="majorHAnsi" w:cstheme="majorBidi"/>
-      <w:color w:val="17365D" w:themeColor="text2" w:themeShade="BF"/>
+      <w:rFonts w:ascii="Times New Roman" w:hAnsi="Times New Roman"/>
+      <w:color w:val="000000"/>
       <w:spacing w:val="5"/>
       <w:kern w:val="28"/>
-      <w:sz w:val="52"/>
+      <w:sz w:val="40"/>
       <w:szCs w:val="52"/>
+      <w:lang w:val="az-Latn-AZ"/>
     </w:rPr>
   </w:style>
   <w:style w:type="character" w:customStyle="1" w:styleId="TitleChar">
@@ -1254,7 +1086,7 @@
     <w:uiPriority w:val="10"/>
     <w:rsid w:val="00FC693F"/>
     <w:rPr>
-      <w:rFonts w:asciiTheme="majorHAnsi" w:eastAsiaTheme="majorEastAsia" w:hAnsiTheme="majorHAnsi" w:cstheme="majorBidi"/>
+      <w:rFonts/>
       <w:color w:val="17365D" w:themeColor="text2" w:themeShade="BF"/>
       <w:spacing w:val="5"/>
       <w:kern w:val="28"/>
@@ -1276,7 +1108,7 @@
       </w:numPr>
     </w:pPr>
     <w:rPr>
-      <w:rFonts w:asciiTheme="majorHAnsi" w:eastAsiaTheme="majorEastAsia" w:hAnsiTheme="majorHAnsi" w:cstheme="majorBidi"/>
+      <w:rFonts/>
       <w:i/>
       <w:iCs/>
       <w:color w:val="4F81BD" w:themeColor="accent1"/>
@@ -1292,7 +1124,7 @@
     <w:uiPriority w:val="11"/>
     <w:rsid w:val="00FC693F"/>
     <w:rPr>
-      <w:rFonts w:asciiTheme="majorHAnsi" w:eastAsiaTheme="majorEastAsia" w:hAnsiTheme="majorHAnsi" w:cstheme="majorBidi"/>
+      <w:rFonts/>
       <w:i/>
       <w:iCs/>
       <w:color w:val="4F81BD" w:themeColor="accent1"/>
@@ -1417,8 +1249,15 @@
       <w:numPr>
         <w:numId w:val="1"/>
       </w:numPr>
+      <w:spacing w:after="120" w:line="259" w:lineRule="auto"/>
       <w:contextualSpacing/>
     </w:pPr>
+    <w:rPr>
+      <w:rFonts w:ascii="Times New Roman" w:hAnsi="Times New Roman"/>
+      <w:color w:val="000000"/>
+      <w:sz w:val="24"/>
+      <w:lang w:val="az-Latn-AZ"/>
+    </w:rPr>
   </w:style>
   <w:style w:type="paragraph" w:styleId="ListBullet2">
     <w:name w:val="List Bullet 2"/>
@@ -1590,7 +1429,7 @@
     <w:semiHidden/>
     <w:rsid w:val="00FC693F"/>
     <w:rPr>
-      <w:rFonts w:asciiTheme="majorHAnsi" w:eastAsiaTheme="majorEastAsia" w:hAnsiTheme="majorHAnsi" w:cstheme="majorBidi"/>
+      <w:rFonts/>
       <w:b/>
       <w:bCs/>
       <w:i/>
@@ -1606,7 +1445,7 @@
     <w:semiHidden/>
     <w:rsid w:val="00FC693F"/>
     <w:rPr>
-      <w:rFonts w:asciiTheme="majorHAnsi" w:eastAsiaTheme="majorEastAsia" w:hAnsiTheme="majorHAnsi" w:cstheme="majorBidi"/>
+      <w:rFonts/>
       <w:color w:val="243F60" w:themeColor="accent1" w:themeShade="7F"/>
     </w:rPr>
   </w:style>
@@ -1618,7 +1457,7 @@
     <w:semiHidden/>
     <w:rsid w:val="00FC693F"/>
     <w:rPr>
-      <w:rFonts w:asciiTheme="majorHAnsi" w:eastAsiaTheme="majorEastAsia" w:hAnsiTheme="majorHAnsi" w:cstheme="majorBidi"/>
+      <w:rFonts/>
       <w:i/>
       <w:iCs/>
       <w:color w:val="243F60" w:themeColor="accent1" w:themeShade="7F"/>
@@ -1632,7 +1471,7 @@
     <w:semiHidden/>
     <w:rsid w:val="00FC693F"/>
     <w:rPr>
-      <w:rFonts w:asciiTheme="majorHAnsi" w:eastAsiaTheme="majorEastAsia" w:hAnsiTheme="majorHAnsi" w:cstheme="majorBidi"/>
+      <w:rFonts/>
       <w:i/>
       <w:iCs/>
       <w:color w:val="404040" w:themeColor="text1" w:themeTint="BF"/>
@@ -1646,7 +1485,7 @@
     <w:semiHidden/>
     <w:rsid w:val="00FC693F"/>
     <w:rPr>
-      <w:rFonts w:asciiTheme="majorHAnsi" w:eastAsiaTheme="majorEastAsia" w:hAnsiTheme="majorHAnsi" w:cstheme="majorBidi"/>
+      <w:rFonts/>
       <w:color w:val="4F81BD" w:themeColor="accent1"/>
       <w:sz w:val="20"/>
       <w:szCs w:val="20"/>
@@ -1660,7 +1499,7 @@
     <w:semiHidden/>
     <w:rsid w:val="00FC693F"/>
     <w:rPr>
-      <w:rFonts w:asciiTheme="majorHAnsi" w:eastAsiaTheme="majorEastAsia" w:hAnsiTheme="majorHAnsi" w:cstheme="majorBidi"/>
+      <w:rFonts/>
       <w:i/>
       <w:iCs/>
       <w:color w:val="404040" w:themeColor="text1" w:themeTint="BF"/>
@@ -1719,9 +1558,6 @@
     <w:qFormat/>
     <w:rsid w:val="00FC693F"/>
     <w:pPr>
-      <w:pBdr>
-        <w:bottom w:val="single" w:sz="4" w:space="4" w:color="4F81BD" w:themeColor="accent1"/>
-      </w:pBdr>
       <w:spacing w:before="200" w:after="280"/>
       <w:ind w:left="936" w:right="936"/>
     </w:pPr>
@@ -3249,7 +3085,7 @@
         <w:spacing w:before="0" w:after="0" w:line="240" w:lineRule="auto"/>
       </w:pPr>
       <w:rPr>
-        <w:rFonts w:asciiTheme="majorHAnsi" w:eastAsiaTheme="majorEastAsia" w:hAnsiTheme="majorHAnsi" w:cstheme="majorBidi"/>
+        <w:rFonts/>
         <w:b/>
         <w:bCs/>
       </w:rPr>
@@ -3270,7 +3106,7 @@
         <w:spacing w:before="0" w:after="0" w:line="240" w:lineRule="auto"/>
       </w:pPr>
       <w:rPr>
-        <w:rFonts w:asciiTheme="majorHAnsi" w:eastAsiaTheme="majorEastAsia" w:hAnsiTheme="majorHAnsi" w:cstheme="majorBidi"/>
+        <w:rFonts/>
         <w:b/>
         <w:bCs/>
       </w:rPr>
@@ -3288,14 +3124,14 @@
     </w:tblStylePr>
     <w:tblStylePr w:type="firstCol">
       <w:rPr>
-        <w:rFonts w:asciiTheme="majorHAnsi" w:eastAsiaTheme="majorEastAsia" w:hAnsiTheme="majorHAnsi" w:cstheme="majorBidi"/>
+        <w:rFonts/>
         <w:b/>
         <w:bCs/>
       </w:rPr>
     </w:tblStylePr>
     <w:tblStylePr w:type="lastCol">
       <w:rPr>
-        <w:rFonts w:asciiTheme="majorHAnsi" w:eastAsiaTheme="majorEastAsia" w:hAnsiTheme="majorHAnsi" w:cstheme="majorBidi"/>
+        <w:rFonts/>
         <w:b/>
         <w:bCs/>
       </w:rPr>
@@ -3379,7 +3215,7 @@
         <w:spacing w:before="0" w:after="0" w:line="240" w:lineRule="auto"/>
       </w:pPr>
       <w:rPr>
-        <w:rFonts w:asciiTheme="majorHAnsi" w:eastAsiaTheme="majorEastAsia" w:hAnsiTheme="majorHAnsi" w:cstheme="majorBidi"/>
+        <w:rFonts/>
         <w:b/>
         <w:bCs/>
       </w:rPr>
@@ -3400,7 +3236,7 @@
         <w:spacing w:before="0" w:after="0" w:line="240" w:lineRule="auto"/>
       </w:pPr>
       <w:rPr>
-        <w:rFonts w:asciiTheme="majorHAnsi" w:eastAsiaTheme="majorEastAsia" w:hAnsiTheme="majorHAnsi" w:cstheme="majorBidi"/>
+        <w:rFonts/>
         <w:b/>
         <w:bCs/>
       </w:rPr>
@@ -3418,14 +3254,14 @@
     </w:tblStylePr>
     <w:tblStylePr w:type="firstCol">
       <w:rPr>
-        <w:rFonts w:asciiTheme="majorHAnsi" w:eastAsiaTheme="majorEastAsia" w:hAnsiTheme="majorHAnsi" w:cstheme="majorBidi"/>
+        <w:rFonts/>
         <w:b/>
         <w:bCs/>
       </w:rPr>
     </w:tblStylePr>
     <w:tblStylePr w:type="lastCol">
       <w:rPr>
-        <w:rFonts w:asciiTheme="majorHAnsi" w:eastAsiaTheme="majorEastAsia" w:hAnsiTheme="majorHAnsi" w:cstheme="majorBidi"/>
+        <w:rFonts/>
         <w:b/>
         <w:bCs/>
       </w:rPr>
@@ -3509,7 +3345,7 @@
         <w:spacing w:before="0" w:after="0" w:line="240" w:lineRule="auto"/>
       </w:pPr>
       <w:rPr>
-        <w:rFonts w:asciiTheme="majorHAnsi" w:eastAsiaTheme="majorEastAsia" w:hAnsiTheme="majorHAnsi" w:cstheme="majorBidi"/>
+        <w:rFonts/>
         <w:b/>
         <w:bCs/>
       </w:rPr>
@@ -3530,7 +3366,7 @@
         <w:spacing w:before="0" w:after="0" w:line="240" w:lineRule="auto"/>
       </w:pPr>
       <w:rPr>
-        <w:rFonts w:asciiTheme="majorHAnsi" w:eastAsiaTheme="majorEastAsia" w:hAnsiTheme="majorHAnsi" w:cstheme="majorBidi"/>
+        <w:rFonts/>
         <w:b/>
         <w:bCs/>
       </w:rPr>
@@ -3548,14 +3384,14 @@
     </w:tblStylePr>
     <w:tblStylePr w:type="firstCol">
       <w:rPr>
-        <w:rFonts w:asciiTheme="majorHAnsi" w:eastAsiaTheme="majorEastAsia" w:hAnsiTheme="majorHAnsi" w:cstheme="majorBidi"/>
+        <w:rFonts/>
         <w:b/>
         <w:bCs/>
       </w:rPr>
     </w:tblStylePr>
     <w:tblStylePr w:type="lastCol">
       <w:rPr>
-        <w:rFonts w:asciiTheme="majorHAnsi" w:eastAsiaTheme="majorEastAsia" w:hAnsiTheme="majorHAnsi" w:cstheme="majorBidi"/>
+        <w:rFonts/>
         <w:b/>
         <w:bCs/>
       </w:rPr>
@@ -3639,7 +3475,7 @@
         <w:spacing w:before="0" w:after="0" w:line="240" w:lineRule="auto"/>
       </w:pPr>
       <w:rPr>
-        <w:rFonts w:asciiTheme="majorHAnsi" w:eastAsiaTheme="majorEastAsia" w:hAnsiTheme="majorHAnsi" w:cstheme="majorBidi"/>
+        <w:rFonts/>
         <w:b/>
         <w:bCs/>
       </w:rPr>
@@ -3660,7 +3496,7 @@
         <w:spacing w:before="0" w:after="0" w:line="240" w:lineRule="auto"/>
       </w:pPr>
       <w:rPr>
-        <w:rFonts w:asciiTheme="majorHAnsi" w:eastAsiaTheme="majorEastAsia" w:hAnsiTheme="majorHAnsi" w:cstheme="majorBidi"/>
+        <w:rFonts/>
         <w:b/>
         <w:bCs/>
       </w:rPr>
@@ -3678,14 +3514,14 @@
     </w:tblStylePr>
     <w:tblStylePr w:type="firstCol">
       <w:rPr>
-        <w:rFonts w:asciiTheme="majorHAnsi" w:eastAsiaTheme="majorEastAsia" w:hAnsiTheme="majorHAnsi" w:cstheme="majorBidi"/>
+        <w:rFonts/>
         <w:b/>
         <w:bCs/>
       </w:rPr>
     </w:tblStylePr>
     <w:tblStylePr w:type="lastCol">
       <w:rPr>
-        <w:rFonts w:asciiTheme="majorHAnsi" w:eastAsiaTheme="majorEastAsia" w:hAnsiTheme="majorHAnsi" w:cstheme="majorBidi"/>
+        <w:rFonts/>
         <w:b/>
         <w:bCs/>
       </w:rPr>
@@ -3769,7 +3605,7 @@
         <w:spacing w:before="0" w:after="0" w:line="240" w:lineRule="auto"/>
       </w:pPr>
       <w:rPr>
-        <w:rFonts w:asciiTheme="majorHAnsi" w:eastAsiaTheme="majorEastAsia" w:hAnsiTheme="majorHAnsi" w:cstheme="majorBidi"/>
+        <w:rFonts/>
         <w:b/>
         <w:bCs/>
       </w:rPr>
@@ -3790,7 +3626,7 @@
         <w:spacing w:before="0" w:after="0" w:line="240" w:lineRule="auto"/>
       </w:pPr>
       <w:rPr>
-        <w:rFonts w:asciiTheme="majorHAnsi" w:eastAsiaTheme="majorEastAsia" w:hAnsiTheme="majorHAnsi" w:cstheme="majorBidi"/>
+        <w:rFonts/>
         <w:b/>
         <w:bCs/>
       </w:rPr>
@@ -3808,14 +3644,14 @@
     </w:tblStylePr>
     <w:tblStylePr w:type="firstCol">
       <w:rPr>
-        <w:rFonts w:asciiTheme="majorHAnsi" w:eastAsiaTheme="majorEastAsia" w:hAnsiTheme="majorHAnsi" w:cstheme="majorBidi"/>
+        <w:rFonts/>
         <w:b/>
         <w:bCs/>
       </w:rPr>
     </w:tblStylePr>
     <w:tblStylePr w:type="lastCol">
       <w:rPr>
-        <w:rFonts w:asciiTheme="majorHAnsi" w:eastAsiaTheme="majorEastAsia" w:hAnsiTheme="majorHAnsi" w:cstheme="majorBidi"/>
+        <w:rFonts/>
         <w:b/>
         <w:bCs/>
       </w:rPr>
@@ -3899,7 +3735,7 @@
         <w:spacing w:before="0" w:after="0" w:line="240" w:lineRule="auto"/>
       </w:pPr>
       <w:rPr>
-        <w:rFonts w:asciiTheme="majorHAnsi" w:eastAsiaTheme="majorEastAsia" w:hAnsiTheme="majorHAnsi" w:cstheme="majorBidi"/>
+        <w:rFonts/>
         <w:b/>
         <w:bCs/>
       </w:rPr>
@@ -3920,7 +3756,7 @@
         <w:spacing w:before="0" w:after="0" w:line="240" w:lineRule="auto"/>
       </w:pPr>
       <w:rPr>
-        <w:rFonts w:asciiTheme="majorHAnsi" w:eastAsiaTheme="majorEastAsia" w:hAnsiTheme="majorHAnsi" w:cstheme="majorBidi"/>
+        <w:rFonts/>
         <w:b/>
         <w:bCs/>
       </w:rPr>
@@ -3938,14 +3774,14 @@
     </w:tblStylePr>
     <w:tblStylePr w:type="firstCol">
       <w:rPr>
-        <w:rFonts w:asciiTheme="majorHAnsi" w:eastAsiaTheme="majorEastAsia" w:hAnsiTheme="majorHAnsi" w:cstheme="majorBidi"/>
+        <w:rFonts/>
         <w:b/>
         <w:bCs/>
       </w:rPr>
     </w:tblStylePr>
     <w:tblStylePr w:type="lastCol">
       <w:rPr>
-        <w:rFonts w:asciiTheme="majorHAnsi" w:eastAsiaTheme="majorEastAsia" w:hAnsiTheme="majorHAnsi" w:cstheme="majorBidi"/>
+        <w:rFonts/>
         <w:b/>
         <w:bCs/>
       </w:rPr>
@@ -4029,7 +3865,7 @@
         <w:spacing w:before="0" w:after="0" w:line="240" w:lineRule="auto"/>
       </w:pPr>
       <w:rPr>
-        <w:rFonts w:asciiTheme="majorHAnsi" w:eastAsiaTheme="majorEastAsia" w:hAnsiTheme="majorHAnsi" w:cstheme="majorBidi"/>
+        <w:rFonts/>
         <w:b/>
         <w:bCs/>
       </w:rPr>
@@ -4050,7 +3886,7 @@
         <w:spacing w:before="0" w:after="0" w:line="240" w:lineRule="auto"/>
       </w:pPr>
       <w:rPr>
-        <w:rFonts w:asciiTheme="majorHAnsi" w:eastAsiaTheme="majorEastAsia" w:hAnsiTheme="majorHAnsi" w:cstheme="majorBidi"/>
+        <w:rFonts/>
         <w:b/>
         <w:bCs/>
       </w:rPr>
@@ -4068,14 +3904,14 @@
     </w:tblStylePr>
     <w:tblStylePr w:type="firstCol">
       <w:rPr>
-        <w:rFonts w:asciiTheme="majorHAnsi" w:eastAsiaTheme="majorEastAsia" w:hAnsiTheme="majorHAnsi" w:cstheme="majorBidi"/>
+        <w:rFonts/>
         <w:b/>
         <w:bCs/>
       </w:rPr>
     </w:tblStylePr>
     <w:tblStylePr w:type="lastCol">
       <w:rPr>
-        <w:rFonts w:asciiTheme="majorHAnsi" w:eastAsiaTheme="majorEastAsia" w:hAnsiTheme="majorHAnsi" w:cstheme="majorBidi"/>
+        <w:rFonts/>
         <w:b/>
         <w:bCs/>
       </w:rPr>
@@ -5940,7 +5776,7 @@
     </w:tblPr>
     <w:tblStylePr w:type="firstRow">
       <w:rPr>
-        <w:rFonts w:asciiTheme="majorHAnsi" w:eastAsiaTheme="majorEastAsia" w:hAnsiTheme="majorHAnsi" w:cstheme="majorBidi"/>
+        <w:rFonts/>
       </w:rPr>
       <w:tblPr/>
       <w:tcPr>
@@ -6024,7 +5860,7 @@
     </w:tblPr>
     <w:tblStylePr w:type="firstRow">
       <w:rPr>
-        <w:rFonts w:asciiTheme="majorHAnsi" w:eastAsiaTheme="majorEastAsia" w:hAnsiTheme="majorHAnsi" w:cstheme="majorBidi"/>
+        <w:rFonts/>
       </w:rPr>
       <w:tblPr/>
       <w:tcPr>
@@ -6108,7 +5944,7 @@
     </w:tblPr>
     <w:tblStylePr w:type="firstRow">
       <w:rPr>
-        <w:rFonts w:asciiTheme="majorHAnsi" w:eastAsiaTheme="majorEastAsia" w:hAnsiTheme="majorHAnsi" w:cstheme="majorBidi"/>
+        <w:rFonts/>
       </w:rPr>
       <w:tblPr/>
       <w:tcPr>
@@ -6192,7 +6028,7 @@
     </w:tblPr>
     <w:tblStylePr w:type="firstRow">
       <w:rPr>
-        <w:rFonts w:asciiTheme="majorHAnsi" w:eastAsiaTheme="majorEastAsia" w:hAnsiTheme="majorHAnsi" w:cstheme="majorBidi"/>
+        <w:rFonts/>
       </w:rPr>
       <w:tblPr/>
       <w:tcPr>
@@ -6276,7 +6112,7 @@
     </w:tblPr>
     <w:tblStylePr w:type="firstRow">
       <w:rPr>
-        <w:rFonts w:asciiTheme="majorHAnsi" w:eastAsiaTheme="majorEastAsia" w:hAnsiTheme="majorHAnsi" w:cstheme="majorBidi"/>
+        <w:rFonts/>
       </w:rPr>
       <w:tblPr/>
       <w:tcPr>
@@ -6360,7 +6196,7 @@
     </w:tblPr>
     <w:tblStylePr w:type="firstRow">
       <w:rPr>
-        <w:rFonts w:asciiTheme="majorHAnsi" w:eastAsiaTheme="majorEastAsia" w:hAnsiTheme="majorHAnsi" w:cstheme="majorBidi"/>
+        <w:rFonts/>
       </w:rPr>
       <w:tblPr/>
       <w:tcPr>
@@ -6444,7 +6280,7 @@
     </w:tblPr>
     <w:tblStylePr w:type="firstRow">
       <w:rPr>
-        <w:rFonts w:asciiTheme="majorHAnsi" w:eastAsiaTheme="majorEastAsia" w:hAnsiTheme="majorHAnsi" w:cstheme="majorBidi"/>
+        <w:rFonts/>
       </w:rPr>
       <w:tblPr/>
       <w:tcPr>
@@ -6509,7 +6345,7 @@
       <w:spacing w:after="0" w:line="240" w:lineRule="auto"/>
     </w:pPr>
     <w:rPr>
-      <w:rFonts w:asciiTheme="majorHAnsi" w:eastAsiaTheme="majorEastAsia" w:hAnsiTheme="majorHAnsi" w:cstheme="majorBidi"/>
+      <w:rFonts/>
       <w:color w:val="000000" w:themeColor="text1"/>
     </w:rPr>
     <w:tblPr>
@@ -6637,7 +6473,7 @@
       <w:spacing w:after="0" w:line="240" w:lineRule="auto"/>
     </w:pPr>
     <w:rPr>
-      <w:rFonts w:asciiTheme="majorHAnsi" w:eastAsiaTheme="majorEastAsia" w:hAnsiTheme="majorHAnsi" w:cstheme="majorBidi"/>
+      <w:rFonts/>
       <w:color w:val="000000" w:themeColor="text1"/>
     </w:rPr>
     <w:tblPr>
@@ -6765,7 +6601,7 @@
       <w:spacing w:after="0" w:line="240" w:lineRule="auto"/>
     </w:pPr>
     <w:rPr>
-      <w:rFonts w:asciiTheme="majorHAnsi" w:eastAsiaTheme="majorEastAsia" w:hAnsiTheme="majorHAnsi" w:cstheme="majorBidi"/>
+      <w:rFonts/>
       <w:color w:val="000000" w:themeColor="text1"/>
     </w:rPr>
     <w:tblPr>
@@ -6893,7 +6729,7 @@
       <w:spacing w:after="0" w:line="240" w:lineRule="auto"/>
     </w:pPr>
     <w:rPr>
-      <w:rFonts w:asciiTheme="majorHAnsi" w:eastAsiaTheme="majorEastAsia" w:hAnsiTheme="majorHAnsi" w:cstheme="majorBidi"/>
+      <w:rFonts/>
       <w:color w:val="000000" w:themeColor="text1"/>
     </w:rPr>
     <w:tblPr>
@@ -7021,7 +6857,7 @@
       <w:spacing w:after="0" w:line="240" w:lineRule="auto"/>
     </w:pPr>
     <w:rPr>
-      <w:rFonts w:asciiTheme="majorHAnsi" w:eastAsiaTheme="majorEastAsia" w:hAnsiTheme="majorHAnsi" w:cstheme="majorBidi"/>
+      <w:rFonts/>
       <w:color w:val="000000" w:themeColor="text1"/>
     </w:rPr>
     <w:tblPr>
@@ -7149,7 +6985,7 @@
       <w:spacing w:after="0" w:line="240" w:lineRule="auto"/>
     </w:pPr>
     <w:rPr>
-      <w:rFonts w:asciiTheme="majorHAnsi" w:eastAsiaTheme="majorEastAsia" w:hAnsiTheme="majorHAnsi" w:cstheme="majorBidi"/>
+      <w:rFonts/>
       <w:color w:val="000000" w:themeColor="text1"/>
     </w:rPr>
     <w:tblPr>
@@ -7277,7 +7113,7 @@
       <w:spacing w:after="0" w:line="240" w:lineRule="auto"/>
     </w:pPr>
     <w:rPr>
-      <w:rFonts w:asciiTheme="majorHAnsi" w:eastAsiaTheme="majorEastAsia" w:hAnsiTheme="majorHAnsi" w:cstheme="majorBidi"/>
+      <w:rFonts/>
       <w:color w:val="000000" w:themeColor="text1"/>
     </w:rPr>
     <w:tblPr>
@@ -7916,7 +7752,7 @@
       <w:spacing w:after="0" w:line="240" w:lineRule="auto"/>
     </w:pPr>
     <w:rPr>
-      <w:rFonts w:asciiTheme="majorHAnsi" w:eastAsiaTheme="majorEastAsia" w:hAnsiTheme="majorHAnsi" w:cstheme="majorBidi"/>
+      <w:rFonts/>
       <w:color w:val="000000" w:themeColor="text1"/>
     </w:rPr>
     <w:tblPr>
@@ -8041,7 +7877,7 @@
       <w:spacing w:after="0" w:line="240" w:lineRule="auto"/>
     </w:pPr>
     <w:rPr>
-      <w:rFonts w:asciiTheme="majorHAnsi" w:eastAsiaTheme="majorEastAsia" w:hAnsiTheme="majorHAnsi" w:cstheme="majorBidi"/>
+      <w:rFonts/>
       <w:color w:val="000000" w:themeColor="text1"/>
     </w:rPr>
     <w:tblPr>
@@ -8166,7 +8002,7 @@
       <w:spacing w:after="0" w:line="240" w:lineRule="auto"/>
     </w:pPr>
     <w:rPr>
-      <w:rFonts w:asciiTheme="majorHAnsi" w:eastAsiaTheme="majorEastAsia" w:hAnsiTheme="majorHAnsi" w:cstheme="majorBidi"/>
+      <w:rFonts/>
       <w:color w:val="000000" w:themeColor="text1"/>
     </w:rPr>
     <w:tblPr>
@@ -8291,7 +8127,7 @@
       <w:spacing w:after="0" w:line="240" w:lineRule="auto"/>
     </w:pPr>
     <w:rPr>
-      <w:rFonts w:asciiTheme="majorHAnsi" w:eastAsiaTheme="majorEastAsia" w:hAnsiTheme="majorHAnsi" w:cstheme="majorBidi"/>
+      <w:rFonts/>
       <w:color w:val="000000" w:themeColor="text1"/>
     </w:rPr>
     <w:tblPr>
@@ -8416,7 +8252,7 @@
       <w:spacing w:after="0" w:line="240" w:lineRule="auto"/>
     </w:pPr>
     <w:rPr>
-      <w:rFonts w:asciiTheme="majorHAnsi" w:eastAsiaTheme="majorEastAsia" w:hAnsiTheme="majorHAnsi" w:cstheme="majorBidi"/>
+      <w:rFonts/>
       <w:color w:val="000000" w:themeColor="text1"/>
     </w:rPr>
     <w:tblPr>
@@ -8541,7 +8377,7 @@
       <w:spacing w:after="0" w:line="240" w:lineRule="auto"/>
     </w:pPr>
     <w:rPr>
-      <w:rFonts w:asciiTheme="majorHAnsi" w:eastAsiaTheme="majorEastAsia" w:hAnsiTheme="majorHAnsi" w:cstheme="majorBidi"/>
+      <w:rFonts/>
       <w:color w:val="000000" w:themeColor="text1"/>
     </w:rPr>
     <w:tblPr>
@@ -8666,7 +8502,7 @@
       <w:spacing w:after="0" w:line="240" w:lineRule="auto"/>
     </w:pPr>
     <w:rPr>
-      <w:rFonts w:asciiTheme="majorHAnsi" w:eastAsiaTheme="majorEastAsia" w:hAnsiTheme="majorHAnsi" w:cstheme="majorBidi"/>
+      <w:rFonts/>
       <w:color w:val="000000" w:themeColor="text1"/>
     </w:rPr>
     <w:tblPr>

--- a/az/discovery-articles/2.11 Xəritəçilik.docx
+++ b/az/discovery-articles/2.11 Xəritəçilik.docx
@@ -32,7 +32,7 @@
         <w:rPr>
           <w:sz w:val="20"/>
         </w:rPr>
-        <w:t>Dövr: qədimdən bu günədək; erkən yeni və müasir dövrlərdə proyeksiya və yerölçmədə böyük irəliləyişlər | Əsas iştirakçılar: Ptolemey, İslam və Çin xəritə ənənələri, Merkator, Kassini ölçmələri, milli xəritə qurumları və məsafədən müşahidə qrupları</w:t>
+        <w:t>Dövr: qədimdən bu günədək; yeni və müasir dövrlərdə xəritə proyeksiyalarının və yerölçmə üsullarının sürətli inkişafı | Əsas iştirakçılar: Ptolemey, İslam dünyasının və Çinin xəritəçiləri, Merkator, Kassini ailəsinin yerölçmə qrupları, milli xəritəçəkmə qurumları və məsafədən müşahidə mütəxəssisləri</w:t>
       </w:r>
     </w:p>
     <w:p>
@@ -40,7 +40,7 @@
         <w:widowControl/>
       </w:pPr>
       <w:r>
-        <w:t>Xəritəçilik kürəvi Yeri yolları, sərhədləri, yüksəklikləri və adları göstərən yararlı təsvirlərə çevirir. Həndəsəni, səfər biliklərini və sonralar peykləri birləşdirərək məkan haqqında ortaq yaddaş yaradır.</w:t>
+        <w:t>Xəritəçilik Yer səthini yolları, sərhədləri, yüksəklikləri və yer adlarını göstərən təsvirlərlə təqdim edir. Həndəsi ölçmələr, səyyahların topladığı məlumatlar və sonralar peyk müşahidələri sayəsində insanlar yaşadıqları dünyanı daha dəqiq tanımağa başladılar. Xəritələr bu bilikləri qorumağa və başqalarına çatdırmağa imkan verdi.</w:t>
       </w:r>
     </w:p>
     <w:p>
@@ -58,7 +58,7 @@
         <w:widowControl/>
       </w:pPr>
       <w:r>
-        <w:t>Qədim və orta əsr mədəniyyətləri dünyanı fərqli mərkəzlər və kainat təsəvvürləri ilə xəritələyirdi.</w:t>
+        <w:t>Qədim və orta əsr xalqları dünyanı öz biliklərinə və dünyagörüşlərinə uyğun təsvir edirdilər. Xəritənin mərkəzində hansı ərazinin göstərilməsi də bu baxışdan asılı idi.</w:t>
       </w:r>
     </w:p>
     <w:p>
@@ -67,7 +67,7 @@
         <w:widowControl/>
       </w:pPr>
       <w:r>
-        <w:t>Ptolemeyin «Coğrafiya»sı sonrakı ustaların yenidən mənimsəyib müzakirə etdiyi koordinat quruluşunu verdi.</w:t>
+        <w:t>Ptolemeyin «Coğrafiya» əsərindəki koordinat sistemi sonrakı xəritəçilər üçün mühüm mənbə oldu; onlar bu məlumatları yenidən öyrənir və müzakirə edirdilər.</w:t>
       </w:r>
     </w:p>
     <w:p>
@@ -76,7 +76,7 @@
         <w:widowControl/>
       </w:pPr>
       <w:r>
-        <w:t>Merkatorun 1569-cu il proyeksiyası sabit kompas istiqamətli kursu — loksodromu — izləməyi asanlaşdırdı, amma qütblərə yaxın sahələri böyütdü.</w:t>
+        <w:t>Merkatorun 1569-cu il proyeksiyası sabit kompas istiqaməti ilə gedən yolu — loksodromu — izləməyi asanlaşdırdı. Lakin bu proyeksiyada qütblərə yaxın ərazilər olduğundan böyük görünür.</w:t>
       </w:r>
     </w:p>
     <w:p>
@@ -85,7 +85,7 @@
         <w:widowControl/>
       </w:pPr>
       <w:r>
-        <w:t>Üçbucaqlarla yerölçmə və milli xəritə qurumları iri miqyaslı topoqrafik xəritələri standartlaşdırdı.</w:t>
+        <w:t>Üçbucaqlar şəbəkəsinə əsaslanan yerölçmələr və milli xəritəçəkmə qurumlarının işi iri miqyaslı, yəni ərazini təfərrüatlı göstərən topoqrafik xəritələrin vahid qaydalarla hazırlanmasına kömək etdi.</w:t>
       </w:r>
     </w:p>
     <w:p>
@@ -94,7 +94,7 @@
         <w:widowControl/>
       </w:pPr>
       <w:r>
-        <w:t>Aerofoto, qlobal mövqetəyinetmə sistemi — GPS — və coğrafi informasiya sistemləri — GIS — xəritələri sensor və məlumat bazaları ilə yeniləyir.</w:t>
+        <w:t>Havadan çəkilən şəkillər, GPS — Qlobal Mövqetəyinetmə Sistemi və coğrafi informasiya sistemləri (GIS) ölçü cihazlarından və məlumat bazalarından alınan biliklərlə xəritələri yeniləməyə imkan verir.</w:t>
       </w:r>
     </w:p>
     <w:p>
@@ -103,15 +103,7 @@
         <w:widowControl/>
       </w:pPr>
       <w:r>
-        <w:t>Bu nədir</w:t>
-      </w:r>
-    </w:p>
-    <w:p>
-      <w:pPr>
-        <w:widowControl/>
-      </w:pPr>
-      <w:r>
-        <w:t>Xəritəçilik xəritə hazırlamağın sənəti və elmidir: vacib olanı seçmək, kürəvi dünyanı yastı vərəqə və ya ekrana köçürmək, yeri başqalarının oxuya biləcəyi işarələrlə göstərmək. Xəritə ərazinin özü deyil, məqsədli sadələşdirilməsidir: dənizçiyə sahil, mühəndisə hündürlük xətləri, idarəyə inzibati bölgələr lazımdır. Miqyas, şərti işarələr və proyeksiya nəticəyə təsir edən seçimlərdir. Səfərlərdə qazanılan bilik qatlanan, paylaşılan və müzakirə edilən təsvirə çevrilir.</w:t>
+        <w:t>Bu nədir?</w:t>
       </w:r>
     </w:p>
     <w:p>
@@ -120,15 +112,7 @@
         <w:widowControl/>
       </w:pPr>
       <w:r>
-        <w:t>Kim kəşf edib və ya yaradıb</w:t>
-      </w:r>
-    </w:p>
-    <w:p>
-      <w:pPr>
-        <w:widowControl/>
-      </w:pPr>
-      <w:r>
-        <w:t>Xəritənin çoxsaylı yaradıcıları var. Mesopotamiya, Misir, Yunanıstan, Çin və İslam dünyasının alimləri səfərlərinə və dünyagörüşlərinə əsaslanan təsvirlər çəkirdilər. Ptolemey İntibah Avropasının yenidən tapdığı koordinat siyahıları tərtib etdi. Merkator dənizçilər üçün proyeksiya problemini həll etdi; Kassini qrupları və sonrakı dövlət yerölçmələri ölkələrin dəqiq xəritələnməsini genişləndirdi. Yerli xalqların yol biliyi və portolan dəniz xəritələri də töhfə verdi. İcmaların suyun, təhlükənin və hakimiyyət mərkəzlərinin yerini yadda saxlamaq ehtiyacı vardı.</w:t>
+        <w:t>Xəritəçilik xəritə hazırlamaq elmi və sənətidir. Xəritəçi əvvəlcə hansı məlumatın vacib olduğunu seçir, sonra Yerin əyri səthini kağızda və ya ekranda təsvir edir. Ərazilər və obyektlər başqalarının da başa düşəcəyi şərti işarələrlə göstərilir.</w:t>
       </w:r>
     </w:p>
     <w:p>
@@ -137,15 +121,106 @@
         <w:widowControl/>
       </w:pPr>
       <w:r>
-        <w:t>Nə vaxt və necə yaranıb</w:t>
+        <w:t>Xəritə ərazinin bütün xüsusiyyətlərini əks etdirmir. Orada nə göstəriləcəyi xəritənin məqsədindən asılıdır. Dənizçiyə sahil xətti, mühəndisə eyni hündürlükdəki nöqtələri birləşdirən xətlər, dövlət idarəsinə isə inzibati sərhədlər lazım ola bilər.</w:t>
       </w:r>
     </w:p>
     <w:p>
       <w:pPr>
+        <w:pStyle w:val="Heading1"/>
         <w:widowControl/>
       </w:pPr>
       <w:r>
-        <w:t>Sxematik xəritələr qədimdə yaranıb. Orta əsr dünya xəritələri ilahiyyatla coğrafiyanı birləşdirirdi. Erkən yeni dövrün Atlantik səfərləri daha yaxşı sahil xəritələri və dünya proyeksiyaları tələb etdi. XVIII–XIX əsrlərin üçbucaq ölçmə şəbəkələri dövlətin vergi və müdafiə işinə yarayan topoqrafik silsilələr yaratdı. XX əsrdə fotolardan ölçmə — fotoqrammetriya — və sonralar peyk geodeziyası yenilənməni sürətləndirdi. Rəqəmsal GIS xəritə qatlarını dəyişmək və sorğulamaq imkanı verdi. Hər dövrün xəritəsi hökmdar və tacirlərin nəyi öyrənməyə pul ayırdığını, nəyi isə kənarda qoyduğunu göstərir.</w:t>
+        <w:t>Miqyas məsafələrin neçə dəfə kiçildildiyini bildirir. Şərti işarələr yolları, çayları, yaşayış məntəqələrini və başqa obyektləri tanımağa kömək edir. Proyeksiya isə Yerin əyri səthini müstəvi üzərində göstərmək üsuludur.</w:t>
+      </w:r>
+    </w:p>
+    <w:p>
+      <w:pPr>
+        <w:pStyle w:val="Heading1"/>
+        <w:widowControl/>
+      </w:pPr>
+      <w:r>
+        <w:t>Beləcə, səfərlərdə və ölçmələr zamanı qazanılan biliklər qatlayıb aparmaq, başqasına vermək və birlikdə müzakirə etmək mümkün olan xəritəyə çevrilir.</w:t>
+      </w:r>
+    </w:p>
+    <w:p>
+      <w:pPr>
+        <w:pStyle w:val="Heading1"/>
+        <w:widowControl/>
+      </w:pPr>
+      <w:r>
+        <w:t>Kim yaradıb?</w:t>
+      </w:r>
+    </w:p>
+    <w:p>
+      <w:pPr>
+        <w:pStyle w:val="Heading1"/>
+        <w:widowControl/>
+      </w:pPr>
+      <w:r>
+        <w:t>Xəritənin tək bir yaradıcısı yoxdur. Mesopotamiya, Misir, Yunanıstan, Çin və İslam dünyasının alimləri səfərlərdə öyrəndiklərini və dünya haqqında təsəvvürlərini xəritələrdə əks etdirirdilər.</w:t>
+      </w:r>
+    </w:p>
+    <w:p>
+      <w:pPr>
+        <w:pStyle w:val="Heading1"/>
+        <w:widowControl/>
+      </w:pPr>
+      <w:r>
+        <w:t>Ptolemey müxtəlif yerlərin koordinatlarını toplayıb siyahıya aldı. Bu məlumatlar İntibah dövründə Avropada yenidən geniş maraq doğurdu. Merkator dənizçilərin istiqamət seçməsini asanlaşdıran proyeksiya hazırladı. Kassini ailəsinin rəhbərlik etdiyi qruplar, sonralar isə dövlət yerölçmə xidmətləri ölkələrin daha dəqiq xəritələrini tərtib etdilər.</w:t>
+      </w:r>
+    </w:p>
+    <w:p>
+      <w:pPr>
+        <w:pStyle w:val="Heading1"/>
+        <w:widowControl/>
+      </w:pPr>
+      <w:r>
+        <w:t>Yerli əhalinin yolları, keçidləri və su mənbələrini tanıması da xəritəçilərə kömək edirdi. Sahilləri və limanları göstərən portolan dəniz xəritələri bu sahənin inkişafında ayrıca yer tutur. İnsanlar suyun, təhlükəli yerlərin və idarəçilik mərkəzlərinin harada olduğunu yadda saxlamağa və başqalarına bildirməyə çalışırdılar.</w:t>
+      </w:r>
+    </w:p>
+    <w:p>
+      <w:pPr>
+        <w:pStyle w:val="Heading1"/>
+        <w:widowControl/>
+      </w:pPr>
+      <w:r>
+        <w:t>Nə vaxt və necə yaranıb?</w:t>
+      </w:r>
+    </w:p>
+    <w:p>
+      <w:pPr>
+        <w:pStyle w:val="Heading1"/>
+        <w:widowControl/>
+      </w:pPr>
+      <w:r>
+        <w:t>Əraziləri sadə cizgilərlə göstərən xəritələr qədim dövrlərdən məlumdur. Orta əsrlərin bir çox dünya xəritəsində coğrafi biliklərlə dini təsəvvürlər yanaşı yer alırdı.</w:t>
+      </w:r>
+    </w:p>
+    <w:p>
+      <w:pPr>
+        <w:pStyle w:val="Heading1"/>
+        <w:widowControl/>
+      </w:pPr>
+      <w:r>
+        <w:t>Yeni dövrün başlanğıcında Atlantik okeanında səfərlərin genişlənməsi daha dəqiq sahil xəritələrinə və dünyanı müstəvi üzərində göstərən yeni üsullara ehtiyac yaratdı. XVIII–XIX əsrlərdə üçbucaqlar şəbəkəsi üzrə aparılan ölçmələr bütöv ölkələri əhatə edən topoqrafik xəritə dəstləri hazırlamağa imkan verdi. Bu xəritələrdən dövlətin vergi və müdafiə işlərində də istifadə olunurdu.</w:t>
+      </w:r>
+    </w:p>
+    <w:p>
+      <w:pPr>
+        <w:pStyle w:val="Heading1"/>
+        <w:widowControl/>
+      </w:pPr>
+      <w:r>
+        <w:t>XX əsrdə fotoşəkillərdən ölçü almaq üsulu — fotoqrammetriya, sonralar isə peyklər vasitəsilə yerölçmə xəritələrin yenilənməsini sürətləndirdi. Rəqəmsal coğrafi informasiya sistemlərində yollar, çaylar, yüksəkliklər və digər məlumatlar ayrı-ayrı qatlarda saxlanmağa başladı. Bu qatları dəyişmək, birləşdirmək və onlar üzrə məlumat axtarmaq mümkün oldu.</w:t>
+      </w:r>
+    </w:p>
+    <w:p>
+      <w:pPr>
+        <w:pStyle w:val="Heading1"/>
+        <w:widowControl/>
+      </w:pPr>
+      <w:r>
+        <w:t>Hər dövrün xəritələrində həmin dövrün maraqları da görünür. Hökmdarların və tacirlərin hansı əraziləri öyrənməyə vəsait ayırması bəzi yerlərin ətraflı göstərilməsinə, digərlərinin isə diqqətdən kənarda qalmasına təsir edirdi.</w:t>
       </w:r>
     </w:p>
     <w:p>
@@ -159,10 +234,38 @@
     </w:p>
     <w:p>
       <w:pPr>
+        <w:pStyle w:val="Heading1"/>
         <w:widowControl/>
       </w:pPr>
       <w:r>
-        <w:t>Xəritəçilik kürəvi Yerdə enlik, uzunluq, geodeziya və ölçmə xətaları ilə işləyən tətbiqi həndəsədir. Proyeksiyalar bütün ölçü xassələrini eyni vaxtda qorumağın mümkün olmadığını göstərir; hansı təhrifin seçildiyini açıq bildirmək elmi dürüstlükdür. Yerölçmə astronomik mövqeləri ərazi ilə bağladı. Müasir məsafədən müşahidə qeydə alınan şüalanmadan yer örtüyünün növlərini müəyyən edir; bu da şərh tələb edən xəritəçilik işidir. Ortaq məkan çərçivəsi olmadan ekologiya, geologiya və epidemiologiyanın birgə araşdırması çətinləşərdi.</w:t>
+        <w:t>Xəritəçilikdə həndəsədən, coğrafi enlik və uzunluqdan, həmçinin Yerin formasını və ölçülərini öyrənən geodeziyadan istifadə olunur. Ölçmələrin nə qədər dəqiq olduğunu və hansı xətaların yarandığını müəyyənləşdirmək də vacibdir.</w:t>
+      </w:r>
+    </w:p>
+    <w:p>
+      <w:pPr>
+        <w:pStyle w:val="Heading1"/>
+        <w:widowControl/>
+      </w:pPr>
+      <w:r>
+        <w:t>Yerin əyri səthini düz vərəqə köçürərkən bütün məsafələri, sahələri, bucaqları və formaları eyni vaxtda dəyişmədən saxlamaq mümkün deyil. Buna görə hər proyeksiyanın üstünlükləri və təhrifləri var. Xəritəni düzgün oxumaq üçün onun nəyi dəqiq saxladığını, nəyi dəyişdirdiyini bilmək lazımdır.</w:t>
+      </w:r>
+    </w:p>
+    <w:p>
+      <w:pPr>
+        <w:pStyle w:val="Heading1"/>
+        <w:widowControl/>
+      </w:pPr>
+      <w:r>
+        <w:t>Yerölçmə göy cisimlərinin müşahidəsi ilə müəyyənləşdirilən mövqeləri ərazidəki nöqtələrlə əlaqələndirdi. Müasir məsafədən müşahidə üsullarında isə cihazların qeydə aldığı şüalanmaya əsasən Yer səthinin örtüyü araşdırılır. Bu məlumatları düzgün xəritələşdirmək üçün onları şərh etmək lazımdır.</w:t>
+      </w:r>
+    </w:p>
+    <w:p>
+      <w:pPr>
+        <w:pStyle w:val="Heading1"/>
+        <w:widowControl/>
+      </w:pPr>
+      <w:r>
+        <w:t>Ortaq koordinat sistemi ekologiya, geologiya və xəstəliklərin yayılmasını öyrənən epidemiologiya üzrə məlumatları eyni xəritədə müqayisə etməyə imkan verir.</w:t>
       </w:r>
     </w:p>
     <w:p>
@@ -176,10 +279,11 @@
     </w:p>
     <w:p>
       <w:pPr>
+        <w:pStyle w:val="Heading1"/>
         <w:widowControl/>
       </w:pPr>
       <w:r>
-        <w:t>İmperiyalar, dəmir yolları və hava marşrutları əvvəl xəritədə planlanırdı. Şəhərsalma, torpaq uçotu və fəlakətə cavab tədbirləri etibarlı əsas xəritələrə bağlıdır. Naviqasiya tətbiqi cibimizdə davamlı yenidən hesablanan xəritəçilikdir. İqlim və biomüxtəliflik tədqiqatları nəticələri xəritə şəbəkələrində göstərir. Hərbi və humanitar logistika xəritəni əməliyyat yaddaşı kimi istifadə edir. Vasitələr dəyişsə də, proyeksiya, seçim və işarələmə ehtiyacı qalır.</w:t>
+        <w:t>Dövlətlərin və imperiyaların ərazi planları, dəmir yolları və hava marşrutları xəritələr üzərində hazırlanırdı. Şəhərsalma, torpaqların qeydiyyatı və fəlakət zamanı görülən tədbirlər də etibarlı xəritələrə söykənir.</w:t>
       </w:r>
     </w:p>
     <w:p>
@@ -188,15 +292,52 @@
         <w:widowControl/>
       </w:pPr>
       <w:r>
-        <w:t>İnsan həyatını necə dəyişib</w:t>
+        <w:t>Telefondakı naviqasiya tətbiqi bu işin gündəlik həyatımızdakı davamıdır: yerimiz və şərait dəyişdikcə gedəcəyimiz yol yenidən hesablanır. İqlim və biomüxtəliflik tədqiqatlarının nəticələri də coğrafi şəbəkələr üzrə xəritəyə köçürülür.</w:t>
       </w:r>
     </w:p>
     <w:p>
       <w:pPr>
+        <w:pStyle w:val="Heading1"/>
         <w:widowControl/>
       </w:pPr>
       <w:r>
-        <w:t>İnsanlar uzaq yerləri kağızdakı formalarla təsəvvür etməyi öyrəndilər. Bunun həm yaxşı, həm ağır nəticələri oldu: kəşfiyyat, işğal, turizm və qaçqın yolları əvvəl çəkilmiş xətlərə söykənir. Xəritədəki mülkiyyət sərhədi dolanışığı müəyyən edir; rəsmi xəritədə görünməyən kənd diqqətdən kənarda qala bilər. Məktəb atlasları mənsubiyyət və başqaları haqqında təsəvvür yaradırdı. Bu gün mavi nöqtə yol göstərsə də, hansı yolların göstərilib hansı məkanların adsız qalmasına yenə kimsə qərar verir.</w:t>
+        <w:t>Hərbi təchizatın və humanitar yardımın daşınmasını təşkil edənlər xəritələrdə yolları, məntəqələri və mövcud imkanları bir yerdə görürlər. Vasitələr dəyişsə də, əsas suallar qalır: nəyi göstərmək, onu hansı proyeksiya ilə təsvir etmək və hansı işarələrdən istifadə etmək lazımdır?</w:t>
+      </w:r>
+    </w:p>
+    <w:p>
+      <w:pPr>
+        <w:pStyle w:val="Heading1"/>
+        <w:widowControl/>
+      </w:pPr>
+      <w:r>
+        <w:t>İnsan həyatını necə dəyişib?</w:t>
+      </w:r>
+    </w:p>
+    <w:p>
+      <w:pPr>
+        <w:pStyle w:val="Heading1"/>
+        <w:widowControl/>
+      </w:pPr>
+      <w:r>
+        <w:t>Xəritələr insanlara heç vaxt getmədikləri yerləri təsəvvür etmək imkanı verdi. Bu bilikdən həm faydalı, həm də dağıdıcı məqsədlərlə istifadə olundu. Yeni ərazilərin araşdırılması, işğallar, turizm səfərləri və qaçqınların təhlükəsiz yol axtarması müxtəlif şəkildə xəritələrdən asılı olub.</w:t>
+      </w:r>
+    </w:p>
+    <w:p>
+      <w:pPr>
+        <w:pStyle w:val="Heading1"/>
+        <w:widowControl/>
+      </w:pPr>
+      <w:r>
+        <w:t>Xəritədə çəkilən mülkiyyət sərhədi insanların dolanışığına təsir edə bilər. Rəsmi xəritədə göstərilməyən kənd isə diqqətdən kənarda qala bilər. Məktəb atlasları da insanların öz ölkəsi, mənsub olduğu cəmiyyət və başqa xalqlar haqqında təsəvvürlərini formalaşdırırdı.</w:t>
+      </w:r>
+    </w:p>
+    <w:p>
+      <w:pPr>
+        <w:pStyle w:val="Heading1"/>
+        <w:widowControl/>
+      </w:pPr>
+      <w:r>
+        <w:t>Bu gün telefon ekranındakı mavi nöqtə harada olduğumuzu göstərir. Ancaq hansı yolların xəritəyə salınacağına, hansı yerlərin adının yazılacağına yenə insanlar qərar verir.</w:t>
       </w:r>
     </w:p>
     <w:p>
@@ -217,7 +358,7 @@
         <w:rPr>
           <w:sz w:val="20"/>
         </w:rPr>
-        <w:t>A Kitablar və əsas elmi əsərlər</w:t>
+        <w:t>Kitablar və əsas elmi əsərlər</w:t>
       </w:r>
     </w:p>
     <w:p>
@@ -240,7 +381,7 @@
         <w:rPr>
           <w:sz w:val="20"/>
         </w:rPr>
-        <w:t>C Qurumların materialları və ensiklopedik mənbələr</w:t>
+        <w:t>Qurumların materialları və ensiklopedik mənbələr</w:t>
       </w:r>
     </w:p>
     <w:p>
@@ -300,7 +441,7 @@
         <w:rPr>
           <w:sz w:val="20"/>
         </w:rPr>
-        <w:t>D Muzey arxiv və kitabxana materialları</w:t>
+        <w:t>Muzey arxiv və kitabxana materialları</w:t>
       </w:r>
     </w:p>
     <w:p>
